--- a/templates/trab-dirigido-2-tribunales.docx
+++ b/templates/trab-dirigido-2-tribunales.docx
@@ -1,6 +1,6 @@
 
 <file path=word/document.xml><?xml version="1.0" encoding="utf-8"?>
-<w:document xmlns:ns1="http://schemas.openxmlformats.org/markup-compatibility/2006" xmlns:ns2="http://schemas.microsoft.com/office/word/2010/wordml" xmlns:ns3="http://schemas.microsoft.com/office/word/2012/wordml" xmlns:ns4="http://schemas.openxmlformats.org/officeDocument/2006/relationships" xmlns:w="http://schemas.openxmlformats.org/wordprocessingml/2006/main" ns1:Ignorable="w14 w15 w16se w16cid w16 w16cex w16sdtdh wp14">
+<w:document xmlns:ns1="http://schemas.openxmlformats.org/markup-compatibility/2006" xmlns:ns2="http://schemas.microsoft.com/office/word/2010/wordml" xmlns:ns3="http://schemas.microsoft.com/office/word/2012/wordml" xmlns:ns4="http://schemas.openxmlformats.org/officeDocument/2006/relationships" xmlns:w="http://schemas.openxmlformats.org/wordprocessingml/2006/main" xmlns:w14="http://schemas.microsoft.com/office/word/2010/wordml" xmlns:w15="http://schemas.microsoft.com/office/word/2012/wordml" xmlns:w16="http://schemas.microsoft.com/office/word/2018/wordml" xmlns:w16cex="http://schemas.microsoft.com/office/word/2018/wordml/cex" xmlns:w16cid="http://schemas.microsoft.com/office/word/2016/wordml/cid" xmlns:w16sdtdh="http://schemas.microsoft.com/office/word/2020/wordml/sdtdatahash" xmlns:w16se="http://schemas.microsoft.com/office/word/2015/wordml/symex" xmlns:wp14="http://schemas.microsoft.com/office/word/2010/wordprocessingDrawing" ns1:Ignorable="w14 w15 w16se w16cid w16 w16cex w16sdtdh wp14">
   <w:body>
     <w:p ns2:paraId="0DE214EC" ns2:textId="77777777">
       <w:pPr>

--- a/templates/trab-dirigido-2-tribunales.docx
+++ b/templates/trab-dirigido-2-tribunales.docx
@@ -1,8 +1,8 @@
 
 <file path=word/document.xml><?xml version="1.0" encoding="utf-8"?>
-<w:document xmlns:ns1="http://schemas.openxmlformats.org/markup-compatibility/2006" xmlns:ns2="http://schemas.microsoft.com/office/word/2010/wordml" xmlns:ns3="http://schemas.microsoft.com/office/word/2012/wordml" xmlns:ns4="http://schemas.openxmlformats.org/officeDocument/2006/relationships" xmlns:w="http://schemas.openxmlformats.org/wordprocessingml/2006/main" xmlns:w14="http://schemas.microsoft.com/office/word/2010/wordml" xmlns:w15="http://schemas.microsoft.com/office/word/2012/wordml" xmlns:w16="http://schemas.microsoft.com/office/word/2018/wordml" xmlns:w16cex="http://schemas.microsoft.com/office/word/2018/wordml/cex" xmlns:w16cid="http://schemas.microsoft.com/office/word/2016/wordml/cid" xmlns:w16sdtdh="http://schemas.microsoft.com/office/word/2020/wordml/sdtdatahash" xmlns:w16se="http://schemas.microsoft.com/office/word/2015/wordml/symex" xmlns:wp14="http://schemas.microsoft.com/office/word/2010/wordprocessingDrawing" ns1:Ignorable="w14 w15 w16se w16cid w16 w16cex w16sdtdh wp14">
+<w:document xmlns:wpc="http://schemas.microsoft.com/office/word/2010/wordprocessingCanvas" xmlns:cx="http://schemas.microsoft.com/office/drawing/2014/chartex" xmlns:cx1="http://schemas.microsoft.com/office/drawing/2015/9/8/chartex" xmlns:cx2="http://schemas.microsoft.com/office/drawing/2015/10/21/chartex" xmlns:cx3="http://schemas.microsoft.com/office/drawing/2016/5/9/chartex" xmlns:cx4="http://schemas.microsoft.com/office/drawing/2016/5/10/chartex" xmlns:cx5="http://schemas.microsoft.com/office/drawing/2016/5/11/chartex" xmlns:cx6="http://schemas.microsoft.com/office/drawing/2016/5/12/chartex" xmlns:cx7="http://schemas.microsoft.com/office/drawing/2016/5/13/chartex" xmlns:cx8="http://schemas.microsoft.com/office/drawing/2016/5/14/chartex" xmlns:mc="http://schemas.openxmlformats.org/markup-compatibility/2006" xmlns:aink="http://schemas.microsoft.com/office/drawing/2016/ink" xmlns:am3d="http://schemas.microsoft.com/office/drawing/2017/model3d" xmlns:o="urn:schemas-microsoft-com:office:office" xmlns:r="http://schemas.openxmlformats.org/officeDocument/2006/relationships" xmlns:m="http://schemas.openxmlformats.org/officeDocument/2006/math" xmlns:v="urn:schemas-microsoft-com:vml" xmlns:wp14="http://schemas.microsoft.com/office/word/2010/wordprocessingDrawing" xmlns:wp="http://schemas.openxmlformats.org/drawingml/2006/wordprocessingDrawing" xmlns:w10="urn:schemas-microsoft-com:office:word" xmlns:w="http://schemas.openxmlformats.org/wordprocessingml/2006/main" xmlns:w14="http://schemas.microsoft.com/office/word/2010/wordml" xmlns:w15="http://schemas.microsoft.com/office/word/2012/wordml" xmlns:w16cex="http://schemas.microsoft.com/office/word/2018/wordml/cex" xmlns:w16cid="http://schemas.microsoft.com/office/word/2016/wordml/cid" xmlns:w16="http://schemas.microsoft.com/office/word/2018/wordml" xmlns:w16sdtdh="http://schemas.microsoft.com/office/word/2020/wordml/sdtdatahash" xmlns:w16se="http://schemas.microsoft.com/office/word/2015/wordml/symex" xmlns:wpg="http://schemas.microsoft.com/office/word/2010/wordprocessingGroup" xmlns:wpi="http://schemas.microsoft.com/office/word/2010/wordprocessingInk" xmlns:wne="http://schemas.microsoft.com/office/word/2006/wordml" xmlns:wps="http://schemas.microsoft.com/office/word/2010/wordprocessingShape" mc:Ignorable="w14 w15 w16se w16cid w16 w16cex w16sdtdh wp14">
   <w:body>
-    <w:p ns2:paraId="0DE214EC" ns2:textId="77777777">
+    <w:p>
       <w:pPr>
         <w:spacing w:after="0" w:line="240" w:lineRule="auto"/>
         <w:jc w:val="center"/>
@@ -40,7 +40,7 @@
         <w:t>TRABAJO DIRIGIDO</w:t>
       </w:r>
     </w:p>
-    <w:p ns2:paraId="35495E5A" ns2:textId="77777777">
+    <w:p>
       <w:pPr>
         <w:spacing w:after="0" w:line="240" w:lineRule="auto"/>
         <w:jc w:val="center"/>
@@ -50,7 +50,7 @@
         </w:rPr>
       </w:pPr>
     </w:p>
-    <w:p ns2:paraId="5AB57A83" ns2:textId="77777777">
+    <w:p>
       <w:pPr>
         <w:spacing w:after="0" w:line="240" w:lineRule="auto"/>
         <w:jc w:val="both"/>
@@ -78,13 +78,13 @@
         <w:gridCol w:w="1176"/>
         <w:gridCol w:w="5758"/>
       </w:tblGrid>
-      <w:tr ns2:paraId="1CE23CF4" ns2:textId="77777777">
+      <w:tr>
         <w:tc>
           <w:tcPr>
             <w:tcW w:w="1904" w:type="dxa"/>
             <w:vMerge w:val="restart"/>
           </w:tcPr>
-          <w:p ns2:paraId="7F29C8EE" ns2:textId="77777777">
+          <w:p>
             <w:pPr>
               <w:spacing w:after="0" w:line="240" w:lineRule="auto"/>
               <w:jc w:val="both"/>
@@ -105,7 +105,7 @@
                 <w:placeholder>
                   <w:docPart w:val="6AE24533B8FD4FDDA83DB1D2B9A66560"/>
                 </w:placeholder>
-                <ns3:color w:val="FF0000"/>
+                <w15:color w:val="FF0000"/>
                 <w:dropDownList>
                   <w:listItem w:value="Elija un elemento."/>
                   <w:listItem w:displayText="POSTULANTE" w:value="POSTULANTE"/>
@@ -119,7 +119,7 @@
                     <w:rFonts w:ascii="Times New Roman" w:hAnsi="Times New Roman" w:cs="Times New Roman"/>
                     <w:b/>
                   </w:rPr>
-                  <w:t>{{articulo}} postulante</w:t>
+                  <w:t>POSTULANTE</w:t>
                 </w:r>
               </w:sdtContent>
             </w:sdt>
@@ -137,7 +137,7 @@
             <w:tcW w:w="6934" w:type="dxa"/>
             <w:gridSpan w:val="2"/>
           </w:tcPr>
-          <w:p ns2:paraId="010E4E66" ns2:textId="77777777">
+          <w:p>
             <w:pPr>
               <w:spacing w:after="0" w:line="240" w:lineRule="auto"/>
               <w:rPr>
@@ -171,7 +171,7 @@
           </w:p>
         </w:tc>
       </w:tr>
-      <w:tr ns2:paraId="690A1A02" ns2:textId="77777777">
+      <w:tr>
         <w:trPr>
           <w:trHeight w:val="175"/>
         </w:trPr>
@@ -180,7 +180,7 @@
             <w:tcW w:w="1904" w:type="dxa"/>
             <w:vMerge/>
           </w:tcPr>
-          <w:p ns2:paraId="2E492254" ns2:textId="77777777">
+          <w:p>
             <w:pPr>
               <w:spacing w:after="0" w:line="240" w:lineRule="auto"/>
               <w:jc w:val="both"/>
@@ -195,7 +195,7 @@
             <w:tcW w:w="6934" w:type="dxa"/>
             <w:gridSpan w:val="2"/>
           </w:tcPr>
-          <w:p ns2:paraId="46B6ACA5" ns2:textId="77777777">
+          <w:p>
             <w:pPr>
               <w:spacing w:after="0" w:line="240" w:lineRule="auto"/>
               <w:jc w:val="center"/>
@@ -209,7 +209,7 @@
           </w:p>
         </w:tc>
       </w:tr>
-      <w:tr ns2:paraId="6C99593C" ns2:textId="77777777">
+      <w:tr>
         <w:trPr>
           <w:trHeight w:val="80"/>
         </w:trPr>
@@ -218,7 +218,7 @@
             <w:tcW w:w="3080" w:type="dxa"/>
             <w:gridSpan w:val="2"/>
           </w:tcPr>
-          <w:p ns2:paraId="43949BA3" ns2:textId="77777777">
+          <w:p>
             <w:pPr>
               <w:spacing w:after="0" w:line="240" w:lineRule="auto"/>
               <w:rPr>
@@ -232,7 +232,7 @@
           <w:tcPr>
             <w:tcW w:w="5758" w:type="dxa"/>
           </w:tcPr>
-          <w:p ns2:paraId="37239F0C" ns2:textId="77777777">
+          <w:p>
             <w:pPr>
               <w:spacing w:after="0" w:line="240" w:lineRule="auto"/>
               <w:rPr>
@@ -242,7 +242,7 @@
           </w:p>
         </w:tc>
       </w:tr>
-      <w:tr ns2:paraId="5623B4D8" ns2:textId="77777777">
+      <w:tr>
         <w:trPr>
           <w:trHeight w:val="340"/>
         </w:trPr>
@@ -252,7 +252,7 @@
             <w:gridSpan w:val="2"/>
             <w:vAlign w:val="center"/>
           </w:tcPr>
-          <w:p ns2:paraId="520156BF" ns2:textId="77777777">
+          <w:p>
             <w:pPr>
               <w:spacing w:after="0" w:line="240" w:lineRule="auto"/>
               <w:rPr>
@@ -273,7 +273,7 @@
           <w:tcPr>
             <w:tcW w:w="5758" w:type="dxa"/>
           </w:tcPr>
-          <w:p ns2:paraId="1869B249" ns2:textId="77777777">
+          <w:p>
             <w:pPr>
               <w:spacing w:after="0" w:line="240" w:lineRule="auto"/>
               <w:rPr>
@@ -289,7 +289,7 @@
               <w:t>{{tribunal1}}</w:t>
             </w:r>
           </w:p>
-          <w:p ns2:paraId="29E94648" ns2:textId="0BF0915F">
+          <w:p>
             <w:pPr>
               <w:spacing w:after="0" w:line="240" w:lineRule="auto"/>
               <w:rPr>
@@ -303,7 +303,7 @@
               <w:t>{{tribunal2}}</w:t>
             </w:r>
           </w:p>
-          <w:p ns2:paraId="4A84725A" ns2:textId="77777777">
+          <w:p>
             <w:pPr>
               <w:spacing w:after="0" w:line="240" w:lineRule="auto"/>
               <w:rPr>
@@ -314,7 +314,7 @@
           </w:p>
         </w:tc>
       </w:tr>
-      <w:tr ns2:paraId="0DB526A6" ns2:textId="77777777">
+      <w:tr>
         <w:trPr>
           <w:trHeight w:val="340"/>
         </w:trPr>
@@ -323,7 +323,7 @@
             <w:tcW w:w="3080" w:type="dxa"/>
             <w:gridSpan w:val="2"/>
           </w:tcPr>
-          <w:p ns2:paraId="32DDAD9E" ns2:textId="77777777">
+          <w:p>
             <w:pPr>
               <w:spacing w:after="0" w:line="240" w:lineRule="auto"/>
               <w:jc w:val="both"/>
@@ -338,7 +338,7 @@
           <w:tcPr>
             <w:tcW w:w="5758" w:type="dxa"/>
           </w:tcPr>
-          <w:p ns2:paraId="7D5A567E" ns2:textId="77777777">
+          <w:p>
             <w:pPr>
               <w:spacing w:after="0" w:line="240" w:lineRule="auto"/>
               <w:rPr>
@@ -348,7 +348,7 @@
           </w:p>
         </w:tc>
       </w:tr>
-      <w:tr ns2:paraId="54480DAE" ns2:textId="77777777">
+      <w:tr>
         <w:trPr>
           <w:trHeight w:val="340"/>
         </w:trPr>
@@ -358,7 +358,7 @@
             <w:gridSpan w:val="2"/>
             <w:vAlign w:val="center"/>
           </w:tcPr>
-          <w:p ns2:paraId="79985FFB" ns2:textId="77777777">
+          <w:p>
             <w:pPr>
               <w:spacing w:after="0" w:line="240" w:lineRule="auto"/>
               <w:rPr>
@@ -379,7 +379,7 @@
           <w:tcPr>
             <w:tcW w:w="5758" w:type="dxa"/>
           </w:tcPr>
-          <w:p ns2:paraId="65A70A6E" ns2:textId="77777777">
+          <w:p>
             <w:pPr>
               <w:spacing w:after="0" w:line="240" w:lineRule="auto"/>
               <w:rPr>
@@ -396,7 +396,7 @@
         </w:tc>
       </w:tr>
     </w:tbl>
-    <w:p ns2:paraId="6B419F61" ns2:textId="77777777">
+    <w:p>
       <w:pPr>
         <w:spacing w:after="0" w:line="240" w:lineRule="auto"/>
         <w:jc w:val="both"/>
@@ -405,7 +405,7 @@
         </w:rPr>
       </w:pPr>
     </w:p>
-    <w:p ns2:paraId="4F8C3DE7" ns2:textId="799EEEEF">
+    <w:p>
       <w:pPr>
         <w:spacing w:after="0" w:line="240" w:lineRule="auto"/>
         <w:jc w:val="both"/>
@@ -469,7 +469,7 @@
           <w:placeholder>
             <w:docPart w:val="DefaultPlaceholder_-1854013438"/>
           </w:placeholder>
-          <ns3:color w:val="FF0000"/>
+          <w15:color w:val="FF0000"/>
           <w:date>
             <w:dateFormat w:val="dddd, d' de 'MMMM' de 'yyyy"/>
             <w:lid w:val="es-ES"/>
@@ -533,7 +533,7 @@
           <w:placeholder>
             <w:docPart w:val="DefaultPlaceholder_-1854013439"/>
           </w:placeholder>
-          <ns3:color w:val="FF0000"/>
+          <w15:color w:val="FF0000"/>
           <w:dropDownList>
             <w:listItem w:value="Elija un elemento."/>
             <w:listItem w:displayText="Aula Magna" w:value="Aula Magna"/>
@@ -610,7 +610,7 @@
           <w:placeholder>
             <w:docPart w:val="DefaultPlaceholder_-1854013439"/>
           </w:placeholder>
-          <ns3:color w:val="FF0000"/>
+          <w15:color w:val="FF0000"/>
           <w:dropDownList>
             <w:listItem w:value="Elija un elemento."/>
             <w:listItem w:displayText="el" w:value="el"/>
@@ -688,7 +688,7 @@
           <w:placeholder>
             <w:docPart w:val="DefaultPlaceholder_-1854013439"/>
           </w:placeholder>
-          <ns3:color w:val="FF0000"/>
+          <w15:color w:val="FF0000"/>
           <w:dropDownList>
             <w:listItem w:value="Elija un elemento."/>
             <w:listItem w:displayText="procedió" w:value="procedió"/>
@@ -818,7 +818,7 @@
         <w:t xml:space="preserve"> de Licenciatura en Turismo.</w:t>
       </w:r>
     </w:p>
-    <w:p ns2:paraId="522FB5E3" ns2:textId="77777777">
+    <w:p>
       <w:pPr>
         <w:spacing w:after="0" w:line="240" w:lineRule="auto"/>
         <w:jc w:val="both"/>
@@ -827,7 +827,7 @@
         </w:rPr>
       </w:pPr>
     </w:p>
-    <w:p ns2:paraId="0B619FAF" ns2:textId="77777777">
+    <w:p>
       <w:pPr>
         <w:spacing w:after="0" w:line="240" w:lineRule="auto"/>
         <w:jc w:val="both"/>
@@ -871,7 +871,7 @@
           <w:placeholder>
             <w:docPart w:val="9B9113382CCD4ACEA74CC82467105C75"/>
           </w:placeholder>
-          <ns3:color w:val="FF0000"/>
+          <w15:color w:val="FF0000"/>
           <w:dropDownList>
             <w:listItem w:value="Elija un elemento."/>
             <w:listItem w:displayText="el" w:value="el"/>
@@ -907,7 +907,7 @@
           <w:placeholder>
             <w:docPart w:val="DefaultPlaceholder_-1854013439"/>
           </w:placeholder>
-          <ns3:color w:val="FF0000"/>
+          <w15:color w:val="FF0000"/>
           <w:dropDownList>
             <w:listItem w:value="Elija un elemento."/>
             <w:listItem w:displayText="postulante" w:value="postulante"/>
@@ -932,7 +932,7 @@
       </w:r>
       <w:bookmarkEnd w:id="1"/>
     </w:p>
-    <w:p ns2:paraId="3B37A45D" ns2:textId="77777777">
+    <w:p>
       <w:pPr>
         <w:spacing w:after="0" w:line="240" w:lineRule="auto"/>
         <w:jc w:val="both"/>
@@ -941,7 +941,7 @@
         </w:rPr>
       </w:pPr>
     </w:p>
-    <w:p ns2:paraId="60A94891" ns2:textId="77777777">
+    <w:p>
       <w:pPr>
         <w:spacing w:after="0" w:line="240" w:lineRule="auto"/>
         <w:jc w:val="both"/>
@@ -998,7 +998,7 @@
         <w:t>:</w:t>
       </w:r>
     </w:p>
-    <w:p ns2:paraId="5951D923" ns2:textId="77777777">
+    <w:p>
       <w:pPr>
         <w:spacing w:after="0" w:line="240" w:lineRule="auto"/>
         <w:jc w:val="both"/>
@@ -1007,7 +1007,7 @@
         </w:rPr>
       </w:pPr>
     </w:p>
-    <w:p ns2:paraId="3403F439" ns2:textId="77777777">
+    <w:p>
       <w:pPr>
         <w:pStyle w:val="Prrafodelista"/>
         <w:numPr>
@@ -1027,7 +1027,7 @@
         <w:t>Orden de exposición</w:t>
       </w:r>
     </w:p>
-    <w:p ns2:paraId="16BD06C0" ns2:textId="77777777">
+    <w:p>
       <w:pPr>
         <w:pStyle w:val="Prrafodelista"/>
         <w:numPr>
@@ -1047,7 +1047,7 @@
         <w:t>Dominio del tema</w:t>
       </w:r>
     </w:p>
-    <w:p ns2:paraId="6CB8B7A2" ns2:textId="77777777">
+    <w:p>
       <w:pPr>
         <w:pStyle w:val="Prrafodelista"/>
         <w:numPr>
@@ -1067,7 +1067,7 @@
         <w:t>Manejo conceptual</w:t>
       </w:r>
     </w:p>
-    <w:p ns2:paraId="0569B16C" ns2:textId="77777777">
+    <w:p>
       <w:pPr>
         <w:pStyle w:val="Prrafodelista"/>
         <w:numPr>
@@ -1087,7 +1087,7 @@
         <w:t>Capacidad de respuestas</w:t>
       </w:r>
     </w:p>
-    <w:p ns2:paraId="42C8418B" ns2:textId="77777777">
+    <w:p>
       <w:pPr>
         <w:pStyle w:val="Prrafodelista"/>
         <w:spacing w:after="0" w:line="240" w:lineRule="auto"/>
@@ -1097,7 +1097,7 @@
         </w:rPr>
       </w:pPr>
     </w:p>
-    <w:p ns2:paraId="17874C03" ns2:textId="77777777">
+    <w:p>
       <w:pPr>
         <w:spacing w:after="0" w:line="240" w:lineRule="auto"/>
         <w:jc w:val="both"/>
@@ -1125,7 +1125,7 @@
           <w:placeholder>
             <w:docPart w:val="DefaultPlaceholder_-1854013439"/>
           </w:placeholder>
-          <ns3:color w:val="FF0000"/>
+          <w15:color w:val="FF0000"/>
           <w:dropDownList>
             <w:listItem w:value="Elija un elemento."/>
             <w:listItem w:displayText="50" w:value="50"/>
@@ -1220,7 +1220,7 @@
           <w:placeholder>
             <w:docPart w:val="DefaultPlaceholder_-1854013439"/>
           </w:placeholder>
-          <ns3:color w:val="FF0000"/>
+          <w15:color w:val="FF0000"/>
           <w:dropDownList>
             <w:listItem w:value="Elija un elemento."/>
             <w:listItem w:displayText="Buena." w:value="Buena."/>
@@ -1248,7 +1248,7 @@
         <w:t xml:space="preserve"> </w:t>
       </w:r>
     </w:p>
-    <w:p ns2:paraId="3C7BD2C0" ns2:textId="77777777">
+    <w:p>
       <w:pPr>
         <w:spacing w:after="0" w:line="240" w:lineRule="auto"/>
         <w:jc w:val="both"/>
@@ -1258,7 +1258,7 @@
         </w:rPr>
       </w:pPr>
     </w:p>
-    <w:p ns2:paraId="7550EA69" ns2:textId="77777777">
+    <w:p>
       <w:pPr>
         <w:spacing w:after="0" w:line="240" w:lineRule="auto"/>
         <w:rPr>
@@ -1274,7 +1274,7 @@
         <w:t>Suscriben en señal de conformidad:</w:t>
       </w:r>
     </w:p>
-    <w:p ns2:paraId="3C3DB61B" ns2:textId="77777777">
+    <w:p>
       <w:pPr>
         <w:spacing w:after="0" w:line="240" w:lineRule="auto"/>
         <w:jc w:val="both"/>
@@ -1284,7 +1284,7 @@
         </w:rPr>
       </w:pPr>
     </w:p>
-    <w:p ns2:paraId="267FFC4E" ns2:textId="77777777">
+    <w:p>
       <w:pPr>
         <w:spacing w:after="0" w:line="240" w:lineRule="auto"/>
         <w:jc w:val="both"/>
@@ -1294,7 +1294,7 @@
         </w:rPr>
       </w:pPr>
     </w:p>
-    <w:p ns2:paraId="16FF15A7" ns2:textId="77777777">
+    <w:p>
       <w:pPr>
         <w:spacing w:after="0" w:line="240" w:lineRule="auto"/>
         <w:jc w:val="both"/>
@@ -1304,7 +1304,7 @@
         </w:rPr>
       </w:pPr>
     </w:p>
-    <w:p ns2:paraId="52EE6EED" ns2:textId="77777777">
+    <w:p>
       <w:pPr>
         <w:spacing w:after="0" w:line="240" w:lineRule="auto"/>
         <w:jc w:val="both"/>
@@ -1333,7 +1333,7 @@
         <w:gridCol w:w="4845"/>
         <w:gridCol w:w="4795"/>
       </w:tblGrid>
-      <w:tr ns2:paraId="6E3BA0DA" ns2:textId="77777777">
+      <w:tr>
         <w:trPr>
           <w:jc w:val="center"/>
         </w:trPr>
@@ -1341,7 +1341,7 @@
           <w:tcPr>
             <w:tcW w:w="4845" w:type="dxa"/>
           </w:tcPr>
-          <w:p ns2:paraId="202249F9" ns2:textId="77777777">
+          <w:p>
             <w:pPr>
               <w:spacing w:after="0" w:line="240" w:lineRule="auto"/>
               <w:jc w:val="center"/>
@@ -1363,7 +1363,7 @@
           <w:tcPr>
             <w:tcW w:w="4795" w:type="dxa"/>
           </w:tcPr>
-          <w:p ns2:paraId="5E7CA10F" ns2:textId="3A7A4E5D">
+          <w:p>
             <w:pPr>
               <w:spacing w:after="0" w:line="240" w:lineRule="auto"/>
               <w:jc w:val="center"/>
@@ -1380,7 +1380,7 @@
           </w:p>
         </w:tc>
       </w:tr>
-      <w:tr ns2:paraId="32CA0782" ns2:textId="77777777">
+      <w:tr>
         <w:trPr>
           <w:jc w:val="center"/>
         </w:trPr>
@@ -1388,7 +1388,7 @@
           <w:tcPr>
             <w:tcW w:w="4845" w:type="dxa"/>
           </w:tcPr>
-          <w:p ns2:paraId="0096B453" ns2:textId="77777777">
+          <w:p>
             <w:pPr>
               <w:spacing w:after="0" w:line="240" w:lineRule="auto"/>
               <w:jc w:val="center"/>
@@ -1411,7 +1411,7 @@
           <w:tcPr>
             <w:tcW w:w="4795" w:type="dxa"/>
           </w:tcPr>
-          <w:p ns2:paraId="309081A3" ns2:textId="77777777">
+          <w:p>
             <w:pPr>
               <w:spacing w:after="0" w:line="240" w:lineRule="auto"/>
               <w:jc w:val="center"/>
@@ -1441,7 +1441,7 @@
         </w:tc>
       </w:tr>
     </w:tbl>
-    <w:p ns2:paraId="0B8EDB89" ns2:textId="77777777">
+    <w:p>
       <w:pPr>
         <w:spacing w:after="0" w:line="240" w:lineRule="auto"/>
         <w:jc w:val="both"/>
@@ -1451,7 +1451,7 @@
         </w:rPr>
       </w:pPr>
     </w:p>
-    <w:p ns2:paraId="0288D5AD" ns2:textId="77777777">
+    <w:p>
       <w:pPr>
         <w:spacing w:after="0" w:line="240" w:lineRule="auto"/>
         <w:jc w:val="both"/>
@@ -1461,7 +1461,7 @@
         </w:rPr>
       </w:pPr>
     </w:p>
-    <w:p ns2:paraId="567A00D6" ns2:textId="77777777">
+    <w:p>
       <w:pPr>
         <w:tabs>
           <w:tab w:val="left" w:pos="1124"/>
@@ -1500,7 +1500,7 @@
         <w:gridCol w:w="5103"/>
         <w:gridCol w:w="4537"/>
       </w:tblGrid>
-      <w:tr ns2:paraId="01021945" ns2:textId="77777777">
+      <w:tr>
         <w:trPr>
           <w:jc w:val="center"/>
         </w:trPr>
@@ -1508,7 +1508,7 @@
           <w:tcPr>
             <w:tcW w:w="5103" w:type="dxa"/>
           </w:tcPr>
-          <w:p ns2:paraId="217EEFAB" ns2:textId="011D106B">
+          <w:p>
             <w:pPr>
               <w:spacing w:after="0" w:line="240" w:lineRule="auto"/>
               <w:jc w:val="center"/>
@@ -1529,7 +1529,7 @@
           <w:tcPr>
             <w:tcW w:w="4537" w:type="dxa"/>
           </w:tcPr>
-          <w:p ns2:paraId="1DBD44B8" ns2:textId="530B890D">
+          <w:p>
             <w:pPr>
               <w:spacing w:after="0" w:line="240" w:lineRule="auto"/>
               <w:jc w:val="center"/>
@@ -1549,7 +1549,7 @@
           </w:p>
         </w:tc>
       </w:tr>
-      <w:tr ns2:paraId="627A9E68" ns2:textId="77777777">
+      <w:tr>
         <w:trPr>
           <w:jc w:val="center"/>
         </w:trPr>
@@ -1557,7 +1557,7 @@
           <w:tcPr>
             <w:tcW w:w="5103" w:type="dxa"/>
           </w:tcPr>
-          <w:p ns2:paraId="4890180D" ns2:textId="77777777">
+          <w:p>
             <w:pPr>
               <w:spacing w:after="0" w:line="240" w:lineRule="auto"/>
               <w:jc w:val="center"/>
@@ -1581,7 +1581,7 @@
           <w:tcPr>
             <w:tcW w:w="4537" w:type="dxa"/>
           </w:tcPr>
-          <w:p ns2:paraId="5AF7761A" ns2:textId="77777777">
+          <w:p>
             <w:pPr>
               <w:spacing w:after="0" w:line="240" w:lineRule="auto"/>
               <w:jc w:val="center"/>
@@ -1596,16 +1596,16 @@
                 <w:b/>
                 <w:bCs/>
                 <w:color w:val="000000" w:themeColor="text1"/>
-                <ns2:shadow ns2:blurRad="38100" ns2:dist="19050" ns2:dir="2700000" ns2:sx="100000" ns2:sy="100000" ns2:kx="0" ns2:ky="0" ns2:algn="tl">
-                  <ns2:schemeClr ns2:val="dk1">
-                    <ns2:alpha ns2:val="60000"/>
-                  </ns2:schemeClr>
-                </ns2:shadow>
-                <ns2:textOutline ns2:w="0" ns2:cap="flat" ns2:cmpd="sng" ns2:algn="ctr">
-                  <ns2:noFill/>
-                  <ns2:prstDash ns2:val="solid"/>
-                  <ns2:round/>
-                </ns2:textOutline>
+                <w14:shadow w14:blurRad="38100" w14:dist="19050" w14:dir="2700000" w14:sx="100000" w14:sy="100000" w14:kx="0" w14:ky="0" w14:algn="tl">
+                  <w14:schemeClr w14:val="dk1">
+                    <w14:alpha w14:val="60000"/>
+                  </w14:schemeClr>
+                </w14:shadow>
+                <w14:textOutline w14:w="0" w14:cap="flat" w14:cmpd="sng" w14:algn="ctr">
+                  <w14:noFill/>
+                  <w14:prstDash w14:val="solid"/>
+                  <w14:round/>
+                </w14:textOutline>
               </w:rPr>
               <w:t>PRESIDENTE de TRIBUNAL</w:t>
             </w:r>
@@ -1613,7 +1613,7 @@
         </w:tc>
       </w:tr>
     </w:tbl>
-    <w:p ns2:paraId="151BE941" ns2:textId="77777777">
+    <w:p>
       <w:pPr>
         <w:spacing w:after="0" w:line="240" w:lineRule="auto"/>
         <w:jc w:val="both"/>
@@ -1623,7 +1623,7 @@
       </w:pPr>
     </w:p>
     <w:sectPr>
-      <w:headerReference w:type="default" ns4:id="rId8"/>
+      <w:headerReference w:type="default" r:id="rId8"/>
       <w:pgSz w:w="12240" w:h="15840" w:code="130"/>
       <w:pgMar w:top="1134" w:right="1701" w:bottom="993" w:left="1701" w:header="568" w:footer="0" w:gutter="0"/>
       <w:cols w:space="720"/>
@@ -1834,7 +1834,7 @@
             <w:sz w:val="24"/>
             <w:szCs w:val="24"/>
           </w:rPr>
-          <w:t>9</w:t>
+          <w:t>{{libro}}</w:t>
         </w:r>
       </w:sdtContent>
     </w:sdt>
@@ -2764,6 +2764,7 @@
     <w:rsid w:val="003F23B7"/>
     <w:rsid w:val="00425EAD"/>
     <w:rsid w:val="00453DCB"/>
+    <w:rsid w:val="0046063B"/>
     <w:rsid w:val="00490E9A"/>
     <w:rsid w:val="00490FBB"/>
     <w:rsid w:val="004C0764"/>
@@ -2832,6 +2833,7 @@
     <w:rsid w:val="00C53198"/>
     <w:rsid w:val="00CD1273"/>
     <w:rsid w:val="00CE158F"/>
+    <w:rsid w:val="00D020E4"/>
     <w:rsid w:val="00D0282D"/>
     <w:rsid w:val="00D0428E"/>
     <w:rsid w:val="00D12690"/>
@@ -3315,14 +3317,17 @@
     <w:basedOn w:val="Fuentedeprrafopredeter"/>
     <w:uiPriority w:val="99"/>
     <w:semiHidden/>
-    <w:rsid w:val="00134496"/>
+    <w:rsid w:val="00D020E4"/>
     <w:rPr>
       <w:color w:val="808080"/>
     </w:rPr>
   </w:style>
-  <w:style w:type="paragraph" w:customStyle="1" w:styleId="98178542E4DC41F495BECB2009C5E8EC">
-    <w:name w:val="98178542E4DC41F495BECB2009C5E8EC"/>
-    <w:rsid w:val="002A619C"/>
+  <w:style w:type="paragraph" w:customStyle="1" w:styleId="90ADFAF287D5438AAE55A6ECE13DC825">
+    <w:name w:val="90ADFAF287D5438AAE55A6ECE13DC825"/>
+    <w:rsid w:val="00D020E4"/>
+    <w:rPr>
+      <w:lang w:val="es-MX" w:eastAsia="es-MX"/>
+    </w:rPr>
   </w:style>
   <w:style w:type="paragraph" w:customStyle="1" w:styleId="9B9113382CCD4ACEA74CC82467105C75">
     <w:name w:val="9B9113382CCD4ACEA74CC82467105C75"/>

--- a/templates/trab-dirigido-2-tribunales.docx
+++ b/templates/trab-dirigido-2-tribunales.docx
@@ -857,39 +857,9 @@
         <w:rPr>
           <w:rFonts w:ascii="Times New Roman" w:hAnsi="Times New Roman" w:cs="Times New Roman"/>
         </w:rPr>
-        <w:t xml:space="preserve">as que fueron respondidas por </w:t>
+        <w:t>as que fueron respondidas por</w:t>
       </w:r>
       <w:bookmarkStart w:id="1" w:name="_Hlk241924244"/>
-      <w:sdt>
-        <w:sdtPr>
-          <w:rPr>
-            <w:rFonts w:ascii="Times New Roman" w:hAnsi="Times New Roman" w:cs="Times New Roman"/>
-          </w:rPr>
-          <w:alias w:val="EL/LA"/>
-          <w:tag w:val="EL/LA"/>
-          <w:id w:val="1051345429"/>
-          <w:placeholder>
-            <w:docPart w:val="9B9113382CCD4ACEA74CC82467105C75"/>
-          </w:placeholder>
-          <w15:color w:val="FF0000"/>
-          <w:dropDownList>
-            <w:listItem w:value="Elija un elemento."/>
-            <w:listItem w:displayText="el" w:value="el"/>
-            <w:listItem w:displayText="la" w:value="la"/>
-            <w:listItem w:displayText="los" w:value="los"/>
-            <w:listItem w:displayText="las" w:value="las"/>
-          </w:dropDownList>
-        </w:sdtPr>
-        <w:sdtEndPr/>
-        <w:sdtContent>
-          <w:r>
-            <w:rPr>
-              <w:rFonts w:ascii="Times New Roman" w:hAnsi="Times New Roman" w:cs="Times New Roman"/>
-            </w:rPr>
-            <w:t>{{articulo}}</w:t>
-          </w:r>
-        </w:sdtContent>
-      </w:sdt>
       <w:r>
         <w:rPr>
           <w:rFonts w:ascii="Times New Roman" w:hAnsi="Times New Roman" w:cs="Times New Roman"/>
@@ -2593,35 +2563,6 @@
     </w:docPart>
     <w:docPart>
       <w:docPartPr>
-        <w:name w:val="9B9113382CCD4ACEA74CC82467105C75"/>
-        <w:category>
-          <w:name w:val="General"/>
-          <w:gallery w:val="placeholder"/>
-        </w:category>
-        <w:types>
-          <w:type w:val="bbPlcHdr"/>
-        </w:types>
-        <w:behaviors>
-          <w:behavior w:val="content"/>
-        </w:behaviors>
-        <w:guid w:val="{EE024EF1-EA2C-4CD6-9EC3-79B1D7B3161A}"/>
-      </w:docPartPr>
-      <w:docPartBody>
-        <w:p>
-          <w:pPr>
-            <w:pStyle w:val="9B9113382CCD4ACEA74CC82467105C75"/>
-          </w:pPr>
-          <w:r>
-            <w:rPr>
-              <w:rStyle w:val="Textodelmarcadordeposicin"/>
-            </w:rPr>
-            <w:t>Elija un elemento.</w:t>
-          </w:r>
-        </w:p>
-      </w:docPartBody>
-    </w:docPart>
-    <w:docPart>
-      <w:docPartPr>
         <w:name w:val="D44FC897B3C34CD89CADC34939C271EA"/>
         <w:category>
           <w:name w:val="General"/>
@@ -2776,6 +2717,7 @@
     <w:rsid w:val="005A31CA"/>
     <w:rsid w:val="005B00F6"/>
     <w:rsid w:val="0060350C"/>
+    <w:rsid w:val="00615B92"/>
     <w:rsid w:val="006677D4"/>
     <w:rsid w:val="006867A5"/>
     <w:rsid w:val="006C740F"/>
@@ -2798,6 +2740,7 @@
     <w:rsid w:val="008D2CAB"/>
     <w:rsid w:val="008D6374"/>
     <w:rsid w:val="008D6695"/>
+    <w:rsid w:val="00905BFB"/>
     <w:rsid w:val="009175A4"/>
     <w:rsid w:val="00937887"/>
     <w:rsid w:val="00941099"/>
@@ -3322,17 +3265,6 @@
       <w:color w:val="808080"/>
     </w:rPr>
   </w:style>
-  <w:style w:type="paragraph" w:customStyle="1" w:styleId="90ADFAF287D5438AAE55A6ECE13DC825">
-    <w:name w:val="90ADFAF287D5438AAE55A6ECE13DC825"/>
-    <w:rsid w:val="00D020E4"/>
-    <w:rPr>
-      <w:lang w:val="es-MX" w:eastAsia="es-MX"/>
-    </w:rPr>
-  </w:style>
-  <w:style w:type="paragraph" w:customStyle="1" w:styleId="9B9113382CCD4ACEA74CC82467105C75">
-    <w:name w:val="9B9113382CCD4ACEA74CC82467105C75"/>
-    <w:rsid w:val="002A619C"/>
-  </w:style>
   <w:style w:type="paragraph" w:customStyle="1" w:styleId="D44FC897B3C34CD89CADC34939C271EA">
     <w:name w:val="D44FC897B3C34CD89CADC34939C271EA"/>
     <w:rsid w:val="00E35A80"/>
